--- a/docs/br/Capitulo_VIbis_America_Sul_Brasil_PT.docx
+++ b/docs/br/Capitulo_VIbis_America_Sul_Brasil_PT.docx
@@ -99,7 +99,7 @@
                 <w:color w:val="1A2744"/>
                 <w:sz w:val="22"/>
               </w:rPr>
-              <w:t>76,9 pct do compute IA operacional mundial = EUA</w:t>
+              <w:t>78,9 pct do compute IA operacional mundial = EUA</w:t>
             </w:r>
           </w:p>
         </w:tc>
@@ -141,7 +141,7 @@
                 <w:color w:val="1A2744"/>
                 <w:sz w:val="22"/>
               </w:rPr>
-              <w:t>3,46:1 razao CACI EUA/UE (Power Mode)</w:t>
+              <w:t>3,47:1 razao CACI EUA/UE (Power Mode)</w:t>
             </w:r>
           </w:p>
         </w:tc>
@@ -376,7 +376,7 @@
           <w:color w:val="202020"/>
           <w:sz w:val="22"/>
         </w:rPr>
-        <w:t>Essa dinamica de adocao contrasta com um deficit infraestrutural consideravel. Os paises de alta renda abrigam 78,9 por cento da capacidade mundial de data centers de colocation (junho de 2025), em comparacao com 18 por cento para os paises de renda media-alta e 5 por cento para os paises de renda media-baixa.[3] Os paises de alta renda tambem concentram 87 por cento dos modelos de IA notaveis, 86 por cento das startups de IA e 91 por cento do capital de risco de IA, embora representem apenas 17 por cento da populacao mundial. A America Latina situa-se na categoria intermediaria: consumidora dinamica de IA, mas quase inteiramente dependente da infraestrutura estrangeira (americana e, cada vez mais, chinesa) para computacao.</w:t>
+        <w:t>Essa dinamica de adocao contrasta com um deficit infraestrutural consideravel. Os paises de alta renda abrigam 77 por cento da capacidade mundial de data centers de colocation (junho de 2025), em comparacao com 18 por cento para os paises de renda media-alta e 5 por cento para os paises de renda media-baixa.[3] Os paises de alta renda tambem concentram 87 por cento dos modelos de IA notaveis, 86 por cento das startups de IA e 91 por cento do capital de risco de IA, embora representem apenas 17 por cento da populacao mundial. A America Latina situa-se na categoria intermediaria: consumidora dinamica de IA, mas quase inteiramente dependente da infraestrutura estrangeira (americana e, cada vez mais, chinesa) para computacao.</w:t>
       </w:r>
     </w:p>
     <w:p>
@@ -2102,7 +2102,7 @@
           <w:color w:val="555555"/>
           <w:sz w:val="18"/>
         </w:rPr>
-        <w:t>Banco Mundial (novembro de 2025), Digital Progress and Trends Report 2025: Strengthening AI Foundations. Paises de alta renda: 78,9% capacidade DC de colocation, 87% modelos de IA notaveis, 86% startups de IA, 91% VC de IA.</w:t>
+        <w:t>Banco Mundial (novembro de 2025), Digital Progress and Trends Report 2025: Strengthening AI Foundations. Paises de alta renda: 77% capacidade DC de colocation, 87% modelos de IA notaveis, 86% startups de IA, 91% VC de IA.</w:t>
       </w:r>
     </w:p>
     <w:p>
